--- a/Course_Structures/03_C_CPP.docx
+++ b/Course_Structures/03_C_CPP.docx
@@ -538,7 +538,7 @@
           <w:color w:val="666666"/>
           <w:sz w:val="20"/>
         </w:rPr>
-        <w:t>worldwithweb.com/courses</w:t>
+        <w:t>worldwithweb.com</w:t>
       </w:r>
       <w:r>
         <w:rPr>
